--- a/Отчёт_по_первой_лабе.docx
+++ b/Отчёт_по_первой_лабе.docx
@@ -10,6 +10,13 @@
           <w:b/>
         </w:rPr>
       </w:pPr>
+      <w:r>
+        <w:rPr>
+          <w:rFonts w:ascii="Times New Roman" w:hAnsi="Times New Roman" w:cs="Times New Roman"/>
+          <w:b/>
+        </w:rPr>
+        <w:t>`</w:t>
+      </w:r>
     </w:p>
     <w:p>
       <w:pPr>
@@ -1176,7 +1183,6 @@
             <w:r>
               <w:rPr>
                 <w:rFonts w:ascii="Times New Roman" w:hAnsi="Times New Roman" w:cs="Times New Roman"/>
-                <w:color w:val="FF0000"/>
               </w:rPr>
               <w:t xml:space="preserve">номер </w:t>
             </w:r>
@@ -1184,7 +1190,6 @@
             <w:r>
               <w:rPr>
                 <w:rFonts w:ascii="Times New Roman" w:hAnsi="Times New Roman" w:cs="Times New Roman"/>
-                <w:color w:val="FF0000"/>
               </w:rPr>
               <w:t>даркстора</w:t>
             </w:r>
@@ -1192,7 +1197,6 @@
             <w:r>
               <w:rPr>
                 <w:rFonts w:ascii="Times New Roman" w:hAnsi="Times New Roman" w:cs="Times New Roman"/>
-                <w:color w:val="FF0000"/>
               </w:rPr>
               <w:t>, количество</w:t>
             </w:r>
@@ -1569,13 +1573,18 @@
                 <w:rFonts w:ascii="Times New Roman" w:hAnsi="Times New Roman" w:cs="Times New Roman"/>
                 <w:color w:val="FF0000"/>
               </w:rPr>
-              <w:t xml:space="preserve"> номер </w:t>
+              <w:t xml:space="preserve"> </w:t>
+            </w:r>
+            <w:r>
+              <w:rPr>
+                <w:rFonts w:ascii="Times New Roman" w:hAnsi="Times New Roman" w:cs="Times New Roman"/>
+              </w:rPr>
+              <w:t xml:space="preserve">номер </w:t>
             </w:r>
             <w:proofErr w:type="spellStart"/>
             <w:r>
               <w:rPr>
                 <w:rFonts w:ascii="Times New Roman" w:hAnsi="Times New Roman" w:cs="Times New Roman"/>
-                <w:color w:val="FF0000"/>
               </w:rPr>
               <w:t>даркстора</w:t>
             </w:r>
@@ -1696,14 +1705,7 @@
               <w:rPr>
                 <w:rFonts w:ascii="Times New Roman" w:hAnsi="Times New Roman" w:cs="Times New Roman"/>
               </w:rPr>
-              <w:t xml:space="preserve">, </w:t>
-            </w:r>
-            <w:r>
-              <w:rPr>
-                <w:rFonts w:ascii="Times New Roman" w:hAnsi="Times New Roman" w:cs="Times New Roman"/>
-                <w:highlight w:val="darkGray"/>
-              </w:rPr>
-              <w:t>вес</w:t>
+              <w:t>, вес</w:t>
             </w:r>
             <w:r>
               <w:rPr>
@@ -1723,7 +1725,6 @@
             <w:r>
               <w:rPr>
                 <w:rFonts w:ascii="Times New Roman" w:hAnsi="Times New Roman" w:cs="Times New Roman"/>
-                <w:highlight w:val="lightGray"/>
               </w:rPr>
               <w:t>конечная цена</w:t>
             </w:r>
@@ -1891,54 +1892,30 @@
               <w:rPr>
                 <w:rFonts w:ascii="Times New Roman" w:hAnsi="Times New Roman" w:cs="Times New Roman"/>
               </w:rPr>
-              <w:t xml:space="preserve"> (</w:t>
-            </w:r>
-            <w:r>
-              <w:rPr>
-                <w:rFonts w:ascii="Times New Roman" w:hAnsi="Times New Roman" w:cs="Times New Roman"/>
-                <w:highlight w:val="darkGray"/>
-              </w:rPr>
-              <w:t>плановая цена)</w:t>
-            </w:r>
-            <w:r>
-              <w:rPr>
-                <w:rFonts w:ascii="Times New Roman" w:hAnsi="Times New Roman" w:cs="Times New Roman"/>
-                <w:highlight w:val="darkGray"/>
-              </w:rPr>
-              <w:t>,</w:t>
-            </w:r>
-            <w:r>
-              <w:rPr>
-                <w:rFonts w:ascii="Times New Roman" w:hAnsi="Times New Roman" w:cs="Times New Roman"/>
+              <w:t xml:space="preserve"> (плановая цена)</w:t>
+            </w:r>
+            <w:r>
+              <w:rPr>
+                <w:rFonts w:ascii="Times New Roman" w:hAnsi="Times New Roman" w:cs="Times New Roman"/>
+              </w:rPr>
+              <w:t>, статус</w:t>
+            </w:r>
+            <w:r>
+              <w:rPr>
+                <w:rFonts w:ascii="Times New Roman" w:hAnsi="Times New Roman" w:cs="Times New Roman"/>
+                <w:color w:val="AEAAAA" w:themeColor="background2" w:themeShade="BF"/>
               </w:rPr>
               <w:t xml:space="preserve"> </w:t>
             </w:r>
             <w:r>
               <w:rPr>
                 <w:rFonts w:ascii="Times New Roman" w:hAnsi="Times New Roman" w:cs="Times New Roman"/>
-                <w:highlight w:val="lightGray"/>
-              </w:rPr>
-              <w:t>статус</w:t>
-            </w:r>
-            <w:r>
-              <w:rPr>
-                <w:rFonts w:ascii="Times New Roman" w:hAnsi="Times New Roman" w:cs="Times New Roman"/>
-                <w:color w:val="AEAAAA" w:themeColor="background2" w:themeShade="BF"/>
-                <w:highlight w:val="lightGray"/>
-              </w:rPr>
-              <w:t xml:space="preserve"> </w:t>
-            </w:r>
-            <w:r>
-              <w:rPr>
-                <w:rFonts w:ascii="Times New Roman" w:hAnsi="Times New Roman" w:cs="Times New Roman"/>
-                <w:highlight w:val="lightGray"/>
               </w:rPr>
               <w:t>корректировка</w:t>
             </w:r>
             <w:r>
               <w:rPr>
                 <w:rFonts w:ascii="Times New Roman" w:hAnsi="Times New Roman" w:cs="Times New Roman"/>
-                <w:highlight w:val="lightGray"/>
               </w:rPr>
               <w:t xml:space="preserve"> + </w:t>
             </w:r>
@@ -2627,7 +2604,6 @@
             <w:r>
               <w:rPr>
                 <w:rFonts w:ascii="Times New Roman" w:hAnsi="Times New Roman" w:cs="Times New Roman"/>
-                <w:color w:val="FF0000"/>
               </w:rPr>
               <w:t>получатель</w:t>
             </w:r>
@@ -2765,14 +2741,7 @@
               <w:rPr>
                 <w:rFonts w:ascii="Times New Roman" w:hAnsi="Times New Roman" w:cs="Times New Roman"/>
               </w:rPr>
-              <w:t xml:space="preserve">, </w:t>
-            </w:r>
-            <w:r>
-              <w:rPr>
-                <w:rFonts w:ascii="Times New Roman" w:hAnsi="Times New Roman" w:cs="Times New Roman"/>
-                <w:highlight w:val="darkGray"/>
-              </w:rPr>
-              <w:t>текущий вес заказа</w:t>
+              <w:t>, текущий вес заказа</w:t>
             </w:r>
           </w:p>
         </w:tc>
@@ -2890,14 +2859,7 @@
               <w:rPr>
                 <w:rFonts w:ascii="Times New Roman" w:hAnsi="Times New Roman" w:cs="Times New Roman"/>
               </w:rPr>
-              <w:t xml:space="preserve"> (</w:t>
-            </w:r>
-            <w:r>
-              <w:rPr>
-                <w:rFonts w:ascii="Times New Roman" w:hAnsi="Times New Roman" w:cs="Times New Roman"/>
-                <w:highlight w:val="darkGray"/>
-              </w:rPr>
-              <w:t>причина отмены, если есть)</w:t>
+              <w:t xml:space="preserve"> (причина отмены, если есть)</w:t>
             </w:r>
           </w:p>
         </w:tc>
@@ -3127,20 +3089,7 @@
               <w:rPr>
                 <w:rFonts w:ascii="Times New Roman" w:hAnsi="Times New Roman" w:cs="Times New Roman"/>
               </w:rPr>
-              <w:t xml:space="preserve">, </w:t>
-            </w:r>
-            <w:r>
-              <w:rPr>
-                <w:rFonts w:ascii="Times New Roman" w:hAnsi="Times New Roman" w:cs="Times New Roman"/>
-                <w:highlight w:val="darkGray"/>
-              </w:rPr>
-              <w:t>статус подтверждения</w:t>
-            </w:r>
-            <w:r>
-              <w:rPr>
-                <w:rFonts w:ascii="Times New Roman" w:hAnsi="Times New Roman" w:cs="Times New Roman"/>
-              </w:rPr>
-              <w:t xml:space="preserve"> </w:t>
+              <w:t xml:space="preserve">, статус подтверждения </w:t>
             </w:r>
           </w:p>
         </w:tc>
@@ -3158,6 +3107,7 @@
               <w:bottom w:val="single" w:sz="8" w:space="0" w:color="000000"/>
               <w:right w:val="single" w:sz="8" w:space="0" w:color="000000"/>
             </w:tcBorders>
+            <w:shd w:val="clear" w:color="auto" w:fill="auto"/>
           </w:tcPr>
           <w:p>
             <w:pPr>
@@ -3166,13 +3116,11 @@
               <w:jc w:val="center"/>
               <w:rPr>
                 <w:rFonts w:ascii="Times New Roman" w:hAnsi="Times New Roman" w:cs="Times New Roman"/>
-                <w:highlight w:val="darkGray"/>
-              </w:rPr>
-            </w:pPr>
-            <w:r>
-              <w:rPr>
-                <w:rFonts w:ascii="Times New Roman" w:hAnsi="Times New Roman" w:cs="Times New Roman"/>
-                <w:highlight w:val="darkGray"/>
+              </w:rPr>
+            </w:pPr>
+            <w:r>
+              <w:rPr>
+                <w:rFonts w:ascii="Times New Roman" w:hAnsi="Times New Roman" w:cs="Times New Roman"/>
               </w:rPr>
               <w:t>Е18</w:t>
             </w:r>
@@ -3187,19 +3135,18 @@
               <w:bottom w:val="single" w:sz="8" w:space="0" w:color="000000"/>
               <w:right w:val="single" w:sz="8" w:space="0" w:color="000000"/>
             </w:tcBorders>
+            <w:shd w:val="clear" w:color="auto" w:fill="auto"/>
           </w:tcPr>
           <w:p>
             <w:pPr>
               <w:spacing w:line="256" w:lineRule="auto"/>
               <w:rPr>
                 <w:rFonts w:ascii="Times New Roman" w:hAnsi="Times New Roman" w:cs="Times New Roman"/>
-                <w:highlight w:val="darkGray"/>
-              </w:rPr>
-            </w:pPr>
-            <w:r>
-              <w:rPr>
-                <w:rFonts w:ascii="Times New Roman" w:hAnsi="Times New Roman" w:cs="Times New Roman"/>
-                <w:highlight w:val="darkGray"/>
+              </w:rPr>
+            </w:pPr>
+            <w:r>
+              <w:rPr>
+                <w:rFonts w:ascii="Times New Roman" w:hAnsi="Times New Roman" w:cs="Times New Roman"/>
               </w:rPr>
               <w:t>Покупатель</w:t>
             </w:r>
@@ -3214,19 +3161,18 @@
               <w:bottom w:val="single" w:sz="8" w:space="0" w:color="000000"/>
               <w:right w:val="single" w:sz="8" w:space="0" w:color="000000"/>
             </w:tcBorders>
+            <w:shd w:val="clear" w:color="auto" w:fill="auto"/>
           </w:tcPr>
           <w:p>
             <w:pPr>
               <w:spacing w:line="256" w:lineRule="auto"/>
               <w:rPr>
                 <w:rFonts w:ascii="Times New Roman" w:hAnsi="Times New Roman" w:cs="Times New Roman"/>
-                <w:highlight w:val="darkGray"/>
-              </w:rPr>
-            </w:pPr>
-            <w:r>
-              <w:rPr>
-                <w:rFonts w:ascii="Times New Roman" w:hAnsi="Times New Roman" w:cs="Times New Roman"/>
-                <w:highlight w:val="darkGray"/>
+              </w:rPr>
+            </w:pPr>
+            <w:r>
+              <w:rPr>
+                <w:rFonts w:ascii="Times New Roman" w:hAnsi="Times New Roman" w:cs="Times New Roman"/>
               </w:rPr>
               <w:t>Физическое или юридическое лицо, совершающее покупку</w:t>
             </w:r>
@@ -3241,6 +3187,7 @@
               <w:bottom w:val="single" w:sz="8" w:space="0" w:color="000000"/>
               <w:right w:val="single" w:sz="8" w:space="0" w:color="000000"/>
             </w:tcBorders>
+            <w:shd w:val="clear" w:color="auto" w:fill="auto"/>
           </w:tcPr>
           <w:p>
             <w:pPr>
@@ -3248,27 +3195,23 @@
               <w:ind w:left="10"/>
               <w:rPr>
                 <w:rFonts w:ascii="Times New Roman" w:hAnsi="Times New Roman" w:cs="Times New Roman"/>
-                <w:highlight w:val="darkGray"/>
-              </w:rPr>
-            </w:pPr>
-            <w:r>
-              <w:rPr>
-                <w:rFonts w:ascii="Times New Roman" w:hAnsi="Times New Roman" w:cs="Times New Roman"/>
-                <w:highlight w:val="darkGray"/>
+              </w:rPr>
+            </w:pPr>
+            <w:r>
+              <w:rPr>
+                <w:rFonts w:ascii="Times New Roman" w:hAnsi="Times New Roman" w:cs="Times New Roman"/>
               </w:rPr>
               <w:t>П</w:t>
             </w:r>
             <w:r>
               <w:rPr>
                 <w:rFonts w:ascii="Times New Roman" w:hAnsi="Times New Roman" w:cs="Times New Roman"/>
-                <w:highlight w:val="darkGray"/>
               </w:rPr>
               <w:t>ароль и почта для авторизации</w:t>
             </w:r>
             <w:r>
               <w:rPr>
                 <w:rFonts w:ascii="Times New Roman" w:hAnsi="Times New Roman" w:cs="Times New Roman"/>
-                <w:highlight w:val="darkGray"/>
               </w:rPr>
               <w:t xml:space="preserve">, </w:t>
             </w:r>
@@ -3276,7 +3219,6 @@
             <w:r>
               <w:rPr>
                 <w:rFonts w:ascii="Times New Roman" w:hAnsi="Times New Roman" w:cs="Times New Roman"/>
-                <w:highlight w:val="darkGray"/>
               </w:rPr>
               <w:t>хеш</w:t>
             </w:r>
@@ -3284,7 +3226,6 @@
             <w:r>
               <w:rPr>
                 <w:rFonts w:ascii="Times New Roman" w:hAnsi="Times New Roman" w:cs="Times New Roman"/>
-                <w:highlight w:val="darkGray"/>
               </w:rPr>
               <w:t xml:space="preserve"> пароля, полное имя, дата регистрации, статус (</w:t>
             </w:r>
@@ -3292,7 +3233,6 @@
             <w:r>
               <w:rPr>
                 <w:rFonts w:ascii="Times New Roman" w:hAnsi="Times New Roman" w:cs="Times New Roman"/>
-                <w:highlight w:val="darkGray"/>
               </w:rPr>
               <w:t>забанен</w:t>
             </w:r>
@@ -3300,14 +3240,12 @@
             <w:r>
               <w:rPr>
                 <w:rFonts w:ascii="Times New Roman" w:hAnsi="Times New Roman" w:cs="Times New Roman"/>
-                <w:highlight w:val="darkGray"/>
               </w:rPr>
               <w:t>/</w:t>
             </w:r>
             <w:r>
               <w:rPr>
                 <w:rFonts w:ascii="Times New Roman" w:hAnsi="Times New Roman" w:cs="Times New Roman"/>
-                <w:highlight w:val="darkGray"/>
                 <w:lang w:val="en-US"/>
               </w:rPr>
               <w:t>null</w:t>
@@ -3315,7 +3253,6 @@
             <w:r>
               <w:rPr>
                 <w:rFonts w:ascii="Times New Roman" w:hAnsi="Times New Roman" w:cs="Times New Roman"/>
-                <w:highlight w:val="darkGray"/>
               </w:rPr>
               <w:t>)</w:t>
             </w:r>
@@ -3335,6 +3272,7 @@
               <w:bottom w:val="single" w:sz="8" w:space="0" w:color="000000"/>
               <w:right w:val="single" w:sz="8" w:space="0" w:color="000000"/>
             </w:tcBorders>
+            <w:shd w:val="clear" w:color="auto" w:fill="auto"/>
           </w:tcPr>
           <w:p>
             <w:pPr>
@@ -3343,13 +3281,11 @@
               <w:jc w:val="center"/>
               <w:rPr>
                 <w:rFonts w:ascii="Times New Roman" w:hAnsi="Times New Roman" w:cs="Times New Roman"/>
-                <w:highlight w:val="darkGray"/>
-              </w:rPr>
-            </w:pPr>
-            <w:r>
-              <w:rPr>
-                <w:rFonts w:ascii="Times New Roman" w:hAnsi="Times New Roman" w:cs="Times New Roman"/>
-                <w:highlight w:val="darkGray"/>
+              </w:rPr>
+            </w:pPr>
+            <w:r>
+              <w:rPr>
+                <w:rFonts w:ascii="Times New Roman" w:hAnsi="Times New Roman" w:cs="Times New Roman"/>
               </w:rPr>
               <w:lastRenderedPageBreak/>
               <w:t>Е</w:t>
@@ -3357,7 +3293,6 @@
             <w:r>
               <w:rPr>
                 <w:rFonts w:ascii="Times New Roman" w:hAnsi="Times New Roman" w:cs="Times New Roman"/>
-                <w:highlight w:val="darkGray"/>
               </w:rPr>
               <w:t>19</w:t>
             </w:r>
@@ -3372,19 +3307,18 @@
               <w:bottom w:val="single" w:sz="8" w:space="0" w:color="000000"/>
               <w:right w:val="single" w:sz="8" w:space="0" w:color="000000"/>
             </w:tcBorders>
+            <w:shd w:val="clear" w:color="auto" w:fill="auto"/>
           </w:tcPr>
           <w:p>
             <w:pPr>
               <w:spacing w:line="256" w:lineRule="auto"/>
               <w:rPr>
                 <w:rFonts w:ascii="Times New Roman" w:hAnsi="Times New Roman" w:cs="Times New Roman"/>
-                <w:highlight w:val="darkGray"/>
-              </w:rPr>
-            </w:pPr>
-            <w:r>
-              <w:rPr>
-                <w:rFonts w:ascii="Times New Roman" w:hAnsi="Times New Roman" w:cs="Times New Roman"/>
-                <w:highlight w:val="darkGray"/>
+              </w:rPr>
+            </w:pPr>
+            <w:r>
+              <w:rPr>
+                <w:rFonts w:ascii="Times New Roman" w:hAnsi="Times New Roman" w:cs="Times New Roman"/>
               </w:rPr>
               <w:t>Сотрудник</w:t>
             </w:r>
@@ -3399,13 +3333,13 @@
               <w:bottom w:val="single" w:sz="8" w:space="0" w:color="000000"/>
               <w:right w:val="single" w:sz="8" w:space="0" w:color="000000"/>
             </w:tcBorders>
+            <w:shd w:val="clear" w:color="auto" w:fill="auto"/>
           </w:tcPr>
           <w:p>
             <w:pPr>
               <w:spacing w:line="256" w:lineRule="auto"/>
               <w:rPr>
                 <w:rFonts w:ascii="Times New Roman" w:hAnsi="Times New Roman" w:cs="Times New Roman"/>
-                <w:highlight w:val="darkGray"/>
               </w:rPr>
             </w:pPr>
           </w:p>
@@ -3419,6 +3353,7 @@
               <w:bottom w:val="single" w:sz="8" w:space="0" w:color="000000"/>
               <w:right w:val="single" w:sz="8" w:space="0" w:color="000000"/>
             </w:tcBorders>
+            <w:shd w:val="clear" w:color="auto" w:fill="auto"/>
           </w:tcPr>
           <w:p>
             <w:pPr>
@@ -3426,43 +3361,31 @@
               <w:ind w:left="10"/>
               <w:rPr>
                 <w:rFonts w:ascii="Times New Roman" w:hAnsi="Times New Roman" w:cs="Times New Roman"/>
-                <w:highlight w:val="darkGray"/>
-              </w:rPr>
-            </w:pPr>
-            <w:r>
-              <w:rPr>
-                <w:rFonts w:ascii="Times New Roman" w:hAnsi="Times New Roman" w:cs="Times New Roman"/>
-                <w:highlight w:val="darkGray"/>
+              </w:rPr>
+            </w:pPr>
+            <w:r>
+              <w:rPr>
+                <w:rFonts w:ascii="Times New Roman" w:hAnsi="Times New Roman" w:cs="Times New Roman"/>
               </w:rPr>
               <w:t>Максимальный вес перевозки</w:t>
             </w:r>
             <w:r>
               <w:rPr>
                 <w:rFonts w:ascii="Times New Roman" w:hAnsi="Times New Roman" w:cs="Times New Roman"/>
-                <w:highlight w:val="darkGray"/>
               </w:rPr>
               <w:t xml:space="preserve"> (или перенести в Е14)</w:t>
             </w:r>
             <w:r>
               <w:rPr>
                 <w:rFonts w:ascii="Times New Roman" w:hAnsi="Times New Roman" w:cs="Times New Roman"/>
-                <w:highlight w:val="darkGray"/>
               </w:rPr>
               <w:t>, ФИО, контакты</w:t>
             </w:r>
             <w:r>
               <w:rPr>
                 <w:rFonts w:ascii="Times New Roman" w:hAnsi="Times New Roman" w:cs="Times New Roman"/>
-                <w:highlight w:val="darkGray"/>
-              </w:rPr>
-              <w:t xml:space="preserve">, </w:t>
-            </w:r>
-            <w:r>
-              <w:rPr>
-                <w:rFonts w:ascii="Times New Roman" w:hAnsi="Times New Roman" w:cs="Times New Roman"/>
-                <w:highlight w:val="darkGray"/>
-              </w:rPr>
-              <w:t>должность</w:t>
+              </w:rPr>
+              <w:t>, должность</w:t>
             </w:r>
           </w:p>
         </w:tc>
@@ -3480,6 +3403,7 @@
               <w:bottom w:val="single" w:sz="8" w:space="0" w:color="000000"/>
               <w:right w:val="single" w:sz="8" w:space="0" w:color="000000"/>
             </w:tcBorders>
+            <w:shd w:val="clear" w:color="auto" w:fill="auto"/>
           </w:tcPr>
           <w:p>
             <w:pPr>
@@ -3488,14 +3412,12 @@
               <w:jc w:val="center"/>
               <w:rPr>
                 <w:rFonts w:ascii="Times New Roman" w:hAnsi="Times New Roman" w:cs="Times New Roman"/>
-                <w:highlight w:val="darkGray"/>
-                <w:lang w:val="en-US"/>
-              </w:rPr>
-            </w:pPr>
-            <w:r>
-              <w:rPr>
-                <w:rFonts w:ascii="Times New Roman" w:hAnsi="Times New Roman" w:cs="Times New Roman"/>
-                <w:highlight w:val="darkGray"/>
+                <w:lang w:val="en-US"/>
+              </w:rPr>
+            </w:pPr>
+            <w:r>
+              <w:rPr>
+                <w:rFonts w:ascii="Times New Roman" w:hAnsi="Times New Roman" w:cs="Times New Roman"/>
                 <w:lang w:val="en-US"/>
               </w:rPr>
               <w:t>20</w:t>
@@ -3511,19 +3433,18 @@
               <w:bottom w:val="single" w:sz="8" w:space="0" w:color="000000"/>
               <w:right w:val="single" w:sz="8" w:space="0" w:color="000000"/>
             </w:tcBorders>
+            <w:shd w:val="clear" w:color="auto" w:fill="auto"/>
           </w:tcPr>
           <w:p>
             <w:pPr>
               <w:spacing w:line="256" w:lineRule="auto"/>
               <w:rPr>
                 <w:rFonts w:ascii="Times New Roman" w:hAnsi="Times New Roman" w:cs="Times New Roman"/>
-                <w:highlight w:val="darkGray"/>
-              </w:rPr>
-            </w:pPr>
-            <w:r>
-              <w:rPr>
-                <w:rFonts w:ascii="Times New Roman" w:hAnsi="Times New Roman" w:cs="Times New Roman"/>
-                <w:highlight w:val="darkGray"/>
+              </w:rPr>
+            </w:pPr>
+            <w:r>
+              <w:rPr>
+                <w:rFonts w:ascii="Times New Roman" w:hAnsi="Times New Roman" w:cs="Times New Roman"/>
               </w:rPr>
               <w:t>Применение промоакции</w:t>
             </w:r>
@@ -3538,13 +3459,13 @@
               <w:bottom w:val="single" w:sz="8" w:space="0" w:color="000000"/>
               <w:right w:val="single" w:sz="8" w:space="0" w:color="000000"/>
             </w:tcBorders>
+            <w:shd w:val="clear" w:color="auto" w:fill="auto"/>
           </w:tcPr>
           <w:p>
             <w:pPr>
               <w:spacing w:line="256" w:lineRule="auto"/>
               <w:rPr>
                 <w:rFonts w:ascii="Times New Roman" w:hAnsi="Times New Roman" w:cs="Times New Roman"/>
-                <w:highlight w:val="darkGray"/>
               </w:rPr>
             </w:pPr>
           </w:p>
@@ -3558,6 +3479,7 @@
               <w:bottom w:val="single" w:sz="8" w:space="0" w:color="000000"/>
               <w:right w:val="single" w:sz="8" w:space="0" w:color="000000"/>
             </w:tcBorders>
+            <w:shd w:val="clear" w:color="auto" w:fill="auto"/>
           </w:tcPr>
           <w:p>
             <w:pPr>
@@ -3565,13 +3487,11 @@
               <w:ind w:left="10"/>
               <w:rPr>
                 <w:rFonts w:ascii="Times New Roman" w:hAnsi="Times New Roman" w:cs="Times New Roman"/>
-                <w:highlight w:val="darkGray"/>
-              </w:rPr>
-            </w:pPr>
-            <w:r>
-              <w:rPr>
-                <w:rFonts w:ascii="Times New Roman" w:hAnsi="Times New Roman" w:cs="Times New Roman"/>
-                <w:highlight w:val="darkGray"/>
+              </w:rPr>
+            </w:pPr>
+            <w:r>
+              <w:rPr>
+                <w:rFonts w:ascii="Times New Roman" w:hAnsi="Times New Roman" w:cs="Times New Roman"/>
               </w:rPr>
               <w:t>Имя промоакции, время начала действия, время конца действия, тип скидки (процент или -</w:t>
             </w:r>
@@ -3579,7 +3499,6 @@
             <w:r>
               <w:rPr>
                 <w:rFonts w:ascii="Times New Roman" w:hAnsi="Times New Roman" w:cs="Times New Roman"/>
-                <w:highlight w:val="darkGray"/>
               </w:rPr>
               <w:t>руб</w:t>
             </w:r>
@@ -3587,195 +3506,13 @@
             <w:r>
               <w:rPr>
                 <w:rFonts w:ascii="Times New Roman" w:hAnsi="Times New Roman" w:cs="Times New Roman"/>
-                <w:highlight w:val="darkGray"/>
-              </w:rPr>
-              <w:t>), значение скидки</w:t>
-            </w:r>
-            <w:r>
-              <w:rPr>
-                <w:rFonts w:ascii="Times New Roman" w:hAnsi="Times New Roman" w:cs="Times New Roman"/>
-                <w:highlight w:val="darkGray"/>
-              </w:rPr>
-              <w:t xml:space="preserve">, </w:t>
-            </w:r>
-            <w:r>
-              <w:rPr>
-                <w:rFonts w:ascii="Times New Roman" w:hAnsi="Times New Roman" w:cs="Times New Roman"/>
-                <w:highlight w:val="darkGray"/>
-              </w:rPr>
-              <w:t>минимальная стоимость заказа, можно ли сочетать с другими, статус</w:t>
+              </w:rPr>
+              <w:t>), значение скидки, минимальная стоимость заказа, можно ли сочетать с другими, статус</w:t>
             </w:r>
           </w:p>
         </w:tc>
       </w:tr>
     </w:tbl>
-    <w:p>
-      <w:pPr>
-        <w:rPr>
-          <w:rFonts w:ascii="Times New Roman" w:hAnsi="Times New Roman" w:cs="Times New Roman"/>
-        </w:rPr>
-      </w:pPr>
-    </w:p>
-    <w:p>
-      <w:pPr>
-        <w:rPr>
-          <w:rFonts w:ascii="Times New Roman" w:hAnsi="Times New Roman" w:cs="Times New Roman"/>
-        </w:rPr>
-      </w:pPr>
-    </w:p>
-    <w:p>
-      <w:pPr>
-        <w:rPr>
-          <w:rFonts w:ascii="Times New Roman" w:hAnsi="Times New Roman" w:cs="Times New Roman"/>
-        </w:rPr>
-      </w:pPr>
-      <w:r>
-        <w:rPr>
-          <w:rFonts w:ascii="Times New Roman" w:hAnsi="Times New Roman" w:cs="Times New Roman"/>
-        </w:rPr>
-        <w:t>Удалить Е19</w:t>
-      </w:r>
-    </w:p>
-    <w:p>
-      <w:pPr>
-        <w:rPr>
-          <w:rFonts w:ascii="Times New Roman" w:hAnsi="Times New Roman" w:cs="Times New Roman"/>
-        </w:rPr>
-      </w:pPr>
-      <w:r>
-        <w:rPr>
-          <w:rFonts w:ascii="Times New Roman" w:hAnsi="Times New Roman" w:cs="Times New Roman"/>
-          <w:color w:val="FF0000"/>
-        </w:rPr>
-        <w:t xml:space="preserve">-- </w:t>
-      </w:r>
-      <w:r>
-        <w:rPr>
-          <w:rFonts w:ascii="Times New Roman" w:hAnsi="Times New Roman" w:cs="Times New Roman"/>
-        </w:rPr>
-        <w:t>получатель – это мы, зачем нам хранить себя же</w:t>
-      </w:r>
-    </w:p>
-    <w:p>
-      <w:pPr>
-        <w:rPr>
-          <w:rFonts w:ascii="Times New Roman" w:hAnsi="Times New Roman" w:cs="Times New Roman"/>
-        </w:rPr>
-      </w:pPr>
-      <w:r>
-        <w:rPr>
-          <w:rFonts w:ascii="Times New Roman" w:hAnsi="Times New Roman" w:cs="Times New Roman"/>
-        </w:rPr>
-        <w:t xml:space="preserve">(Не надо ли регистрировать пользователей? -&gt; новая сущность </w:t>
-      </w:r>
-      <w:r>
-        <w:rPr>
-          <w:rFonts w:ascii="Times New Roman" w:hAnsi="Times New Roman" w:cs="Times New Roman"/>
-          <w:i/>
-          <w:iCs/>
-          <w:sz w:val="28"/>
-          <w:szCs w:val="28"/>
-        </w:rPr>
-        <w:t>покупатель</w:t>
-      </w:r>
-      <w:r>
-        <w:rPr>
-          <w:rFonts w:ascii="Times New Roman" w:hAnsi="Times New Roman" w:cs="Times New Roman"/>
-        </w:rPr>
-        <w:t>)</w:t>
-      </w:r>
-    </w:p>
-    <w:p>
-      <w:pPr>
-        <w:rPr>
-          <w:rFonts w:ascii="Times New Roman" w:hAnsi="Times New Roman" w:cs="Times New Roman"/>
-        </w:rPr>
-      </w:pPr>
-    </w:p>
-    <w:p>
-      <w:pPr>
-        <w:rPr>
-          <w:rFonts w:ascii="Times New Roman" w:hAnsi="Times New Roman" w:cs="Times New Roman"/>
-        </w:rPr>
-      </w:pPr>
-    </w:p>
-    <w:p>
-      <w:pPr>
-        <w:rPr>
-          <w:rFonts w:ascii="Times New Roman" w:hAnsi="Times New Roman" w:cs="Times New Roman"/>
-        </w:rPr>
-      </w:pPr>
-    </w:p>
-    <w:p>
-      <w:pPr>
-        <w:rPr>
-          <w:rFonts w:ascii="Times New Roman" w:hAnsi="Times New Roman" w:cs="Times New Roman"/>
-        </w:rPr>
-      </w:pPr>
-    </w:p>
-    <w:p>
-      <w:pPr>
-        <w:rPr>
-          <w:rFonts w:ascii="Times New Roman" w:hAnsi="Times New Roman" w:cs="Times New Roman"/>
-        </w:rPr>
-      </w:pPr>
-    </w:p>
-    <w:p>
-      <w:pPr>
-        <w:rPr>
-          <w:rFonts w:ascii="Times New Roman" w:hAnsi="Times New Roman" w:cs="Times New Roman"/>
-        </w:rPr>
-      </w:pPr>
-    </w:p>
-    <w:p>
-      <w:pPr>
-        <w:rPr>
-          <w:rFonts w:ascii="Times New Roman" w:hAnsi="Times New Roman" w:cs="Times New Roman"/>
-        </w:rPr>
-      </w:pPr>
-    </w:p>
-    <w:p>
-      <w:pPr>
-        <w:rPr>
-          <w:rFonts w:ascii="Times New Roman" w:hAnsi="Times New Roman" w:cs="Times New Roman"/>
-        </w:rPr>
-      </w:pPr>
-    </w:p>
-    <w:p>
-      <w:pPr>
-        <w:rPr>
-          <w:rFonts w:ascii="Times New Roman" w:hAnsi="Times New Roman" w:cs="Times New Roman"/>
-        </w:rPr>
-      </w:pPr>
-    </w:p>
-    <w:p>
-      <w:pPr>
-        <w:rPr>
-          <w:rFonts w:ascii="Times New Roman" w:hAnsi="Times New Roman" w:cs="Times New Roman"/>
-        </w:rPr>
-      </w:pPr>
-    </w:p>
-    <w:p>
-      <w:pPr>
-        <w:rPr>
-          <w:rFonts w:ascii="Times New Roman" w:hAnsi="Times New Roman" w:cs="Times New Roman"/>
-        </w:rPr>
-      </w:pPr>
-    </w:p>
-    <w:p>
-      <w:pPr>
-        <w:rPr>
-          <w:rFonts w:ascii="Times New Roman" w:hAnsi="Times New Roman" w:cs="Times New Roman"/>
-        </w:rPr>
-      </w:pPr>
-    </w:p>
-    <w:p>
-      <w:pPr>
-        <w:rPr>
-          <w:rFonts w:ascii="Times New Roman" w:hAnsi="Times New Roman" w:cs="Times New Roman"/>
-        </w:rPr>
-      </w:pPr>
-    </w:p>
     <w:p>
       <w:pPr>
         <w:rPr>
@@ -4244,139 +3981,6 @@
           <w:rFonts w:ascii="Times New Roman" w:hAnsi="Times New Roman" w:cs="Times New Roman"/>
         </w:rPr>
       </w:pPr>
-    </w:p>
-    <w:p>
-      <w:pPr>
-        <w:rPr>
-          <w:rFonts w:ascii="Times New Roman" w:hAnsi="Times New Roman" w:cs="Times New Roman"/>
-        </w:rPr>
-      </w:pPr>
-    </w:p>
-    <w:p>
-      <w:pPr>
-        <w:rPr>
-          <w:rFonts w:ascii="Times New Roman" w:hAnsi="Times New Roman" w:cs="Times New Roman"/>
-        </w:rPr>
-      </w:pPr>
-    </w:p>
-    <w:p>
-      <w:pPr>
-        <w:rPr>
-          <w:rFonts w:ascii="Times New Roman" w:hAnsi="Times New Roman" w:cs="Times New Roman"/>
-        </w:rPr>
-      </w:pPr>
-    </w:p>
-    <w:p>
-      <w:pPr>
-        <w:rPr>
-          <w:rFonts w:ascii="Times New Roman" w:hAnsi="Times New Roman" w:cs="Times New Roman"/>
-        </w:rPr>
-      </w:pPr>
-    </w:p>
-    <w:p>
-      <w:pPr>
-        <w:rPr>
-          <w:rFonts w:ascii="Times New Roman" w:hAnsi="Times New Roman" w:cs="Times New Roman"/>
-        </w:rPr>
-      </w:pPr>
-    </w:p>
-    <w:p>
-      <w:pPr>
-        <w:rPr>
-          <w:rFonts w:ascii="Times New Roman" w:hAnsi="Times New Roman" w:cs="Times New Roman"/>
-        </w:rPr>
-      </w:pPr>
-    </w:p>
-    <w:p>
-      <w:pPr>
-        <w:rPr>
-          <w:rFonts w:ascii="Times New Roman" w:hAnsi="Times New Roman" w:cs="Times New Roman"/>
-        </w:rPr>
-      </w:pPr>
-    </w:p>
-    <w:p>
-      <w:pPr>
-        <w:rPr>
-          <w:rFonts w:ascii="Times New Roman" w:hAnsi="Times New Roman" w:cs="Times New Roman"/>
-        </w:rPr>
-      </w:pPr>
-    </w:p>
-    <w:p>
-      <w:pPr>
-        <w:rPr>
-          <w:rFonts w:ascii="Times New Roman" w:hAnsi="Times New Roman" w:cs="Times New Roman"/>
-        </w:rPr>
-      </w:pPr>
-    </w:p>
-    <w:p>
-      <w:pPr>
-        <w:rPr>
-          <w:rFonts w:ascii="Times New Roman" w:hAnsi="Times New Roman" w:cs="Times New Roman"/>
-        </w:rPr>
-      </w:pPr>
-    </w:p>
-    <w:p>
-      <w:pPr>
-        <w:rPr>
-          <w:rFonts w:ascii="Times New Roman" w:hAnsi="Times New Roman" w:cs="Times New Roman"/>
-        </w:rPr>
-      </w:pPr>
-    </w:p>
-    <w:p>
-      <w:pPr>
-        <w:rPr>
-          <w:rFonts w:ascii="Times New Roman" w:hAnsi="Times New Roman" w:cs="Times New Roman"/>
-        </w:rPr>
-      </w:pPr>
-    </w:p>
-    <w:p>
-      <w:pPr>
-        <w:rPr>
-          <w:rFonts w:ascii="Times New Roman" w:hAnsi="Times New Roman" w:cs="Times New Roman"/>
-        </w:rPr>
-      </w:pPr>
-    </w:p>
-    <w:p>
-      <w:pPr>
-        <w:rPr>
-          <w:rFonts w:ascii="Times New Roman" w:hAnsi="Times New Roman" w:cs="Times New Roman"/>
-        </w:rPr>
-      </w:pPr>
-    </w:p>
-    <w:p>
-      <w:pPr>
-        <w:rPr>
-          <w:rFonts w:ascii="Times New Roman" w:hAnsi="Times New Roman" w:cs="Times New Roman"/>
-        </w:rPr>
-      </w:pPr>
-    </w:p>
-    <w:p>
-      <w:pPr>
-        <w:rPr>
-          <w:rFonts w:ascii="Times New Roman" w:hAnsi="Times New Roman" w:cs="Times New Roman"/>
-        </w:rPr>
-      </w:pPr>
-    </w:p>
-    <w:p>
-      <w:pPr>
-        <w:rPr>
-          <w:rFonts w:ascii="Times New Roman" w:hAnsi="Times New Roman" w:cs="Times New Roman"/>
-        </w:rPr>
-      </w:pPr>
-    </w:p>
-    <w:p>
-      <w:pPr>
-        <w:rPr>
-          <w:rFonts w:ascii="Times New Roman" w:hAnsi="Times New Roman" w:cs="Times New Roman"/>
-        </w:rPr>
-      </w:pPr>
-    </w:p>
-    <w:p>
-      <w:pPr>
-        <w:rPr>
-          <w:rFonts w:ascii="Times New Roman" w:hAnsi="Times New Roman" w:cs="Times New Roman"/>
-        </w:rPr>
-      </w:pPr>
       <w:r>
         <w:rPr>
           <w:rFonts w:ascii="Times New Roman" w:hAnsi="Times New Roman" w:cs="Times New Roman"/>
@@ -5304,13 +4908,22 @@
                 <w:lang w:val="en-US"/>
               </w:rPr>
             </w:pPr>
-            <w:r>
-              <w:rPr>
-                <w:rFonts w:ascii="Times New Roman" w:hAnsi="Times New Roman" w:cs="Times New Roman"/>
-                <w:lang w:val="en-US"/>
-              </w:rPr>
-              <w:t>N:1</w:t>
-            </w:r>
+            <w:proofErr w:type="gramStart"/>
+            <w:r>
+              <w:rPr>
+                <w:rFonts w:ascii="Times New Roman" w:hAnsi="Times New Roman" w:cs="Times New Roman"/>
+                <w:lang w:val="en-US"/>
+              </w:rPr>
+              <w:t>1</w:t>
+            </w:r>
+            <w:r>
+              <w:rPr>
+                <w:rFonts w:ascii="Times New Roman" w:hAnsi="Times New Roman" w:cs="Times New Roman"/>
+                <w:lang w:val="en-US"/>
+              </w:rPr>
+              <w:t>:N</w:t>
+            </w:r>
+            <w:proofErr w:type="gramEnd"/>
           </w:p>
         </w:tc>
         <w:tc>
@@ -5857,7 +5470,6 @@
               <w:rPr>
                 <w:rFonts w:ascii="Times New Roman" w:hAnsi="Times New Roman" w:cs="Times New Roman"/>
               </w:rPr>
-              <w:lastRenderedPageBreak/>
               <w:t>Партия товара</w:t>
             </w:r>
             <w:r>
@@ -6024,13 +5636,22 @@
                 <w:lang w:val="en-US"/>
               </w:rPr>
             </w:pPr>
-            <w:r>
-              <w:rPr>
-                <w:rFonts w:ascii="Times New Roman" w:hAnsi="Times New Roman" w:cs="Times New Roman"/>
-                <w:lang w:val="en-US"/>
-              </w:rPr>
-              <w:t>1:1</w:t>
-            </w:r>
+            <w:proofErr w:type="gramStart"/>
+            <w:r>
+              <w:rPr>
+                <w:rFonts w:ascii="Times New Roman" w:hAnsi="Times New Roman" w:cs="Times New Roman"/>
+                <w:lang w:val="en-US"/>
+              </w:rPr>
+              <w:t>1:</w:t>
+            </w:r>
+            <w:r>
+              <w:rPr>
+                <w:rFonts w:ascii="Times New Roman" w:hAnsi="Times New Roman" w:cs="Times New Roman"/>
+                <w:lang w:val="en-US"/>
+              </w:rPr>
+              <w:t>N</w:t>
+            </w:r>
+            <w:proofErr w:type="gramEnd"/>
           </w:p>
         </w:tc>
         <w:tc>
@@ -6789,6 +6410,73 @@
                 <w:lang w:val="en-US"/>
               </w:rPr>
             </w:pPr>
+            <w:proofErr w:type="gramStart"/>
+            <w:r>
+              <w:rPr>
+                <w:rFonts w:ascii="Times New Roman" w:hAnsi="Times New Roman" w:cs="Times New Roman"/>
+                <w:lang w:val="en-US"/>
+              </w:rPr>
+              <w:t>1:</w:t>
+            </w:r>
+            <w:r>
+              <w:rPr>
+                <w:rFonts w:ascii="Times New Roman" w:hAnsi="Times New Roman" w:cs="Times New Roman"/>
+                <w:lang w:val="en-US"/>
+              </w:rPr>
+              <w:t>N</w:t>
+            </w:r>
+            <w:proofErr w:type="gramEnd"/>
+          </w:p>
+        </w:tc>
+        <w:tc>
+          <w:tcPr>
+            <w:tcW w:w="1001" w:type="dxa"/>
+          </w:tcPr>
+          <w:p>
+            <w:pPr>
+              <w:jc w:val="center"/>
+              <w:rPr>
+                <w:rFonts w:ascii="Times New Roman" w:hAnsi="Times New Roman" w:cs="Times New Roman"/>
+                <w:lang w:val="en-US"/>
+              </w:rPr>
+            </w:pPr>
+          </w:p>
+        </w:tc>
+        <w:tc>
+          <w:tcPr>
+            <w:tcW w:w="829" w:type="dxa"/>
+          </w:tcPr>
+          <w:p>
+            <w:pPr>
+              <w:jc w:val="center"/>
+              <w:rPr>
+                <w:rFonts w:ascii="Times New Roman" w:hAnsi="Times New Roman" w:cs="Times New Roman"/>
+                <w:lang w:val="en-US"/>
+              </w:rPr>
+            </w:pPr>
+            <w:proofErr w:type="gramStart"/>
+            <w:r>
+              <w:rPr>
+                <w:rFonts w:ascii="Times New Roman" w:hAnsi="Times New Roman" w:cs="Times New Roman"/>
+                <w:lang w:val="en-US"/>
+              </w:rPr>
+              <w:t>1:N</w:t>
+            </w:r>
+            <w:proofErr w:type="gramEnd"/>
+          </w:p>
+        </w:tc>
+        <w:tc>
+          <w:tcPr>
+            <w:tcW w:w="880" w:type="dxa"/>
+          </w:tcPr>
+          <w:p>
+            <w:pPr>
+              <w:jc w:val="center"/>
+              <w:rPr>
+                <w:rFonts w:ascii="Times New Roman" w:hAnsi="Times New Roman" w:cs="Times New Roman"/>
+                <w:lang w:val="en-US"/>
+              </w:rPr>
+            </w:pPr>
             <w:r>
               <w:rPr>
                 <w:rFonts w:ascii="Times New Roman" w:hAnsi="Times New Roman" w:cs="Times New Roman"/>
@@ -6800,64 +6488,6 @@
         </w:tc>
         <w:tc>
           <w:tcPr>
-            <w:tcW w:w="1001" w:type="dxa"/>
-          </w:tcPr>
-          <w:p>
-            <w:pPr>
-              <w:jc w:val="center"/>
-              <w:rPr>
-                <w:rFonts w:ascii="Times New Roman" w:hAnsi="Times New Roman" w:cs="Times New Roman"/>
-                <w:lang w:val="en-US"/>
-              </w:rPr>
-            </w:pPr>
-          </w:p>
-        </w:tc>
-        <w:tc>
-          <w:tcPr>
-            <w:tcW w:w="829" w:type="dxa"/>
-          </w:tcPr>
-          <w:p>
-            <w:pPr>
-              <w:jc w:val="center"/>
-              <w:rPr>
-                <w:rFonts w:ascii="Times New Roman" w:hAnsi="Times New Roman" w:cs="Times New Roman"/>
-                <w:lang w:val="en-US"/>
-              </w:rPr>
-            </w:pPr>
-            <w:proofErr w:type="gramStart"/>
-            <w:r>
-              <w:rPr>
-                <w:rFonts w:ascii="Times New Roman" w:hAnsi="Times New Roman" w:cs="Times New Roman"/>
-                <w:lang w:val="en-US"/>
-              </w:rPr>
-              <w:t>1:N</w:t>
-            </w:r>
-            <w:proofErr w:type="gramEnd"/>
-          </w:p>
-        </w:tc>
-        <w:tc>
-          <w:tcPr>
-            <w:tcW w:w="880" w:type="dxa"/>
-          </w:tcPr>
-          <w:p>
-            <w:pPr>
-              <w:jc w:val="center"/>
-              <w:rPr>
-                <w:rFonts w:ascii="Times New Roman" w:hAnsi="Times New Roman" w:cs="Times New Roman"/>
-                <w:lang w:val="en-US"/>
-              </w:rPr>
-            </w:pPr>
-            <w:r>
-              <w:rPr>
-                <w:rFonts w:ascii="Times New Roman" w:hAnsi="Times New Roman" w:cs="Times New Roman"/>
-                <w:lang w:val="en-US"/>
-              </w:rPr>
-              <w:t>1:1</w:t>
-            </w:r>
-          </w:p>
-        </w:tc>
-        <w:tc>
-          <w:tcPr>
             <w:tcW w:w="728" w:type="dxa"/>
           </w:tcPr>
           <w:p>
@@ -6879,8 +6509,16 @@
               <w:jc w:val="center"/>
               <w:rPr>
                 <w:rFonts w:ascii="Times New Roman" w:hAnsi="Times New Roman" w:cs="Times New Roman"/>
-              </w:rPr>
-            </w:pPr>
+                <w:lang w:val="en-US"/>
+              </w:rPr>
+            </w:pPr>
+            <w:r>
+              <w:rPr>
+                <w:rFonts w:ascii="Times New Roman" w:hAnsi="Times New Roman" w:cs="Times New Roman"/>
+                <w:lang w:val="en-US"/>
+              </w:rPr>
+              <w:t>N:M</w:t>
+            </w:r>
           </w:p>
         </w:tc>
         <w:tc>
@@ -7136,13 +6774,22 @@
                 <w:lang w:val="en-US"/>
               </w:rPr>
             </w:pPr>
-            <w:r>
-              <w:rPr>
-                <w:rFonts w:ascii="Times New Roman" w:hAnsi="Times New Roman" w:cs="Times New Roman"/>
-                <w:lang w:val="en-US"/>
-              </w:rPr>
-              <w:t>1:1</w:t>
-            </w:r>
+            <w:proofErr w:type="gramStart"/>
+            <w:r>
+              <w:rPr>
+                <w:rFonts w:ascii="Times New Roman" w:hAnsi="Times New Roman" w:cs="Times New Roman"/>
+                <w:lang w:val="en-US"/>
+              </w:rPr>
+              <w:t>1:</w:t>
+            </w:r>
+            <w:r>
+              <w:rPr>
+                <w:rFonts w:ascii="Times New Roman" w:hAnsi="Times New Roman" w:cs="Times New Roman"/>
+                <w:lang w:val="en-US"/>
+              </w:rPr>
+              <w:t>N</w:t>
+            </w:r>
+            <w:proofErr w:type="gramEnd"/>
           </w:p>
         </w:tc>
         <w:tc>
@@ -7438,7 +7085,14 @@
                 <w:rFonts w:ascii="Times New Roman" w:hAnsi="Times New Roman" w:cs="Times New Roman"/>
                 <w:lang w:val="en-US"/>
               </w:rPr>
-              <w:t>1:1</w:t>
+              <w:t>N</w:t>
+            </w:r>
+            <w:r>
+              <w:rPr>
+                <w:rFonts w:ascii="Times New Roman" w:hAnsi="Times New Roman" w:cs="Times New Roman"/>
+                <w:lang w:val="en-US"/>
+              </w:rPr>
+              <w:t>:1</w:t>
             </w:r>
           </w:p>
         </w:tc>
@@ -7487,7 +7141,14 @@
                 <w:rFonts w:ascii="Times New Roman" w:hAnsi="Times New Roman" w:cs="Times New Roman"/>
                 <w:lang w:val="en-US"/>
               </w:rPr>
-              <w:t>1:1</w:t>
+              <w:t>N</w:t>
+            </w:r>
+            <w:r>
+              <w:rPr>
+                <w:rFonts w:ascii="Times New Roman" w:hAnsi="Times New Roman" w:cs="Times New Roman"/>
+                <w:lang w:val="en-US"/>
+              </w:rPr>
+              <w:t>:1</w:t>
             </w:r>
           </w:p>
         </w:tc>
@@ -7878,13 +7539,22 @@
                 <w:lang w:val="en-US"/>
               </w:rPr>
             </w:pPr>
-            <w:r>
-              <w:rPr>
-                <w:rFonts w:ascii="Times New Roman" w:hAnsi="Times New Roman" w:cs="Times New Roman"/>
-                <w:lang w:val="en-US"/>
-              </w:rPr>
-              <w:t>N:1</w:t>
-            </w:r>
+            <w:proofErr w:type="gramStart"/>
+            <w:r>
+              <w:rPr>
+                <w:rFonts w:ascii="Times New Roman" w:hAnsi="Times New Roman" w:cs="Times New Roman"/>
+                <w:lang w:val="en-US"/>
+              </w:rPr>
+              <w:t>1</w:t>
+            </w:r>
+            <w:r>
+              <w:rPr>
+                <w:rFonts w:ascii="Times New Roman" w:hAnsi="Times New Roman" w:cs="Times New Roman"/>
+                <w:lang w:val="en-US"/>
+              </w:rPr>
+              <w:t>:N</w:t>
+            </w:r>
+            <w:proofErr w:type="gramEnd"/>
           </w:p>
         </w:tc>
         <w:tc>
@@ -8201,15 +7871,13 @@
                 <w:lang w:val="en-US"/>
               </w:rPr>
             </w:pPr>
-            <w:proofErr w:type="gramStart"/>
-            <w:r>
-              <w:rPr>
-                <w:rFonts w:ascii="Times New Roman" w:hAnsi="Times New Roman" w:cs="Times New Roman"/>
-                <w:lang w:val="en-US"/>
-              </w:rPr>
-              <w:t>1:N</w:t>
-            </w:r>
-            <w:proofErr w:type="gramEnd"/>
+            <w:r>
+              <w:rPr>
+                <w:rFonts w:ascii="Times New Roman" w:hAnsi="Times New Roman" w:cs="Times New Roman"/>
+                <w:lang w:val="en-US"/>
+              </w:rPr>
+              <w:t>N:1</w:t>
+            </w:r>
           </w:p>
         </w:tc>
         <w:tc>
@@ -8349,12 +8017,18 @@
           </w:tcPr>
           <w:p>
             <w:pPr>
-              <w:jc w:val="center"/>
-              <w:rPr>
-                <w:rFonts w:ascii="Times New Roman" w:hAnsi="Times New Roman" w:cs="Times New Roman"/>
-                <w:lang w:val="en-US"/>
-              </w:rPr>
-            </w:pPr>
+              <w:rPr>
+                <w:rFonts w:ascii="Times New Roman" w:hAnsi="Times New Roman" w:cs="Times New Roman"/>
+                <w:lang w:val="en-US"/>
+              </w:rPr>
+            </w:pPr>
+            <w:r>
+              <w:rPr>
+                <w:rFonts w:ascii="Times New Roman" w:hAnsi="Times New Roman" w:cs="Times New Roman"/>
+                <w:lang w:val="en-US"/>
+              </w:rPr>
+              <w:t>N:1</w:t>
+            </w:r>
           </w:p>
         </w:tc>
         <w:tc>
@@ -8508,7 +8182,14 @@
                 <w:rFonts w:ascii="Times New Roman" w:hAnsi="Times New Roman" w:cs="Times New Roman"/>
                 <w:lang w:val="en-US"/>
               </w:rPr>
-              <w:t>1:1</w:t>
+              <w:t>1</w:t>
+            </w:r>
+            <w:r>
+              <w:rPr>
+                <w:rFonts w:ascii="Times New Roman" w:hAnsi="Times New Roman" w:cs="Times New Roman"/>
+                <w:lang w:val="en-US"/>
+              </w:rPr>
+              <w:t>:1</w:t>
             </w:r>
           </w:p>
         </w:tc>
@@ -8706,6 +8387,13 @@
                 <w:lang w:val="en-US"/>
               </w:rPr>
             </w:pPr>
+            <w:r>
+              <w:rPr>
+                <w:rFonts w:ascii="Times New Roman" w:hAnsi="Times New Roman" w:cs="Times New Roman"/>
+                <w:lang w:val="en-US"/>
+              </w:rPr>
+              <w:t>N:1</w:t>
+            </w:r>
           </w:p>
         </w:tc>
         <w:tc>
@@ -8742,6 +8430,7 @@
               <w:rPr>
                 <w:rFonts w:ascii="Times New Roman" w:hAnsi="Times New Roman" w:cs="Times New Roman"/>
               </w:rPr>
+              <w:lastRenderedPageBreak/>
               <w:t>Фактическая комплектация</w:t>
             </w:r>
             <w:r>
@@ -9760,7 +9449,21 @@
                 <w:rFonts w:ascii="Times New Roman" w:hAnsi="Times New Roman" w:cs="Times New Roman"/>
                 <w:lang w:val="en-US"/>
               </w:rPr>
-              <w:t>N;1</w:t>
+              <w:t>N</w:t>
+            </w:r>
+            <w:r>
+              <w:rPr>
+                <w:rFonts w:ascii="Times New Roman" w:hAnsi="Times New Roman" w:cs="Times New Roman"/>
+                <w:lang w:val="en-US"/>
+              </w:rPr>
+              <w:t>:</w:t>
+            </w:r>
+            <w:r>
+              <w:rPr>
+                <w:rFonts w:ascii="Times New Roman" w:hAnsi="Times New Roman" w:cs="Times New Roman"/>
+                <w:lang w:val="en-US"/>
+              </w:rPr>
+              <w:t>1</w:t>
             </w:r>
           </w:p>
         </w:tc>
@@ -9798,14 +9501,7 @@
               <w:rPr>
                 <w:rFonts w:ascii="Times New Roman" w:hAnsi="Times New Roman" w:cs="Times New Roman"/>
               </w:rPr>
-              <w:t xml:space="preserve">Доставка </w:t>
-            </w:r>
-            <w:r>
-              <w:rPr>
-                <w:rFonts w:ascii="Times New Roman" w:hAnsi="Times New Roman" w:cs="Times New Roman"/>
-              </w:rPr>
-              <w:lastRenderedPageBreak/>
-              <w:t>заказа</w:t>
+              <w:t>Доставка заказа</w:t>
             </w:r>
             <w:r>
               <w:rPr>
@@ -10111,6 +9807,13 @@
                 <w:lang w:val="en-US"/>
               </w:rPr>
             </w:pPr>
+            <w:r>
+              <w:rPr>
+                <w:rFonts w:ascii="Times New Roman" w:hAnsi="Times New Roman" w:cs="Times New Roman"/>
+                <w:lang w:val="en-US"/>
+              </w:rPr>
+              <w:t>N:1</w:t>
+            </w:r>
           </w:p>
         </w:tc>
         <w:tc>
@@ -10245,6 +9948,15 @@
                 <w:lang w:val="en-US"/>
               </w:rPr>
             </w:pPr>
+            <w:proofErr w:type="gramStart"/>
+            <w:r>
+              <w:rPr>
+                <w:rFonts w:ascii="Times New Roman" w:hAnsi="Times New Roman" w:cs="Times New Roman"/>
+                <w:lang w:val="en-US"/>
+              </w:rPr>
+              <w:t>M:N</w:t>
+            </w:r>
+            <w:proofErr w:type="gramEnd"/>
           </w:p>
         </w:tc>
         <w:tc>
@@ -10793,8 +10505,16 @@
               <w:jc w:val="center"/>
               <w:rPr>
                 <w:rFonts w:ascii="Times New Roman" w:hAnsi="Times New Roman" w:cs="Times New Roman"/>
-              </w:rPr>
-            </w:pPr>
+                <w:lang w:val="en-US"/>
+              </w:rPr>
+            </w:pPr>
+            <w:r>
+              <w:rPr>
+                <w:rFonts w:ascii="Times New Roman" w:hAnsi="Times New Roman" w:cs="Times New Roman"/>
+                <w:lang w:val="en-US"/>
+              </w:rPr>
+              <w:t>N:1</w:t>
+            </w:r>
           </w:p>
         </w:tc>
         <w:tc>
@@ -11331,6 +11051,15 @@
                 <w:lang w:val="en-US"/>
               </w:rPr>
             </w:pPr>
+            <w:proofErr w:type="gramStart"/>
+            <w:r>
+              <w:rPr>
+                <w:rFonts w:ascii="Times New Roman" w:hAnsi="Times New Roman" w:cs="Times New Roman"/>
+                <w:lang w:val="en-US"/>
+              </w:rPr>
+              <w:t>1:N</w:t>
+            </w:r>
+            <w:proofErr w:type="gramEnd"/>
           </w:p>
         </w:tc>
         <w:tc>
@@ -11345,6 +11074,15 @@
                 <w:lang w:val="en-US"/>
               </w:rPr>
             </w:pPr>
+            <w:proofErr w:type="gramStart"/>
+            <w:r>
+              <w:rPr>
+                <w:rFonts w:ascii="Times New Roman" w:hAnsi="Times New Roman" w:cs="Times New Roman"/>
+                <w:lang w:val="en-US"/>
+              </w:rPr>
+              <w:t>1:N</w:t>
+            </w:r>
+            <w:proofErr w:type="gramEnd"/>
           </w:p>
         </w:tc>
         <w:tc>
@@ -11387,6 +11125,20 @@
                 <w:lang w:val="en-US"/>
               </w:rPr>
             </w:pPr>
+          </w:p>
+        </w:tc>
+        <w:tc>
+          <w:tcPr>
+            <w:tcW w:w="728" w:type="dxa"/>
+          </w:tcPr>
+          <w:p>
+            <w:pPr>
+              <w:jc w:val="center"/>
+              <w:rPr>
+                <w:rFonts w:ascii="Times New Roman" w:hAnsi="Times New Roman" w:cs="Times New Roman"/>
+                <w:lang w:val="en-US"/>
+              </w:rPr>
+            </w:pPr>
             <w:proofErr w:type="gramStart"/>
             <w:r>
               <w:rPr>
@@ -11400,20 +11152,6 @@
         </w:tc>
         <w:tc>
           <w:tcPr>
-            <w:tcW w:w="728" w:type="dxa"/>
-          </w:tcPr>
-          <w:p>
-            <w:pPr>
-              <w:jc w:val="center"/>
-              <w:rPr>
-                <w:rFonts w:ascii="Times New Roman" w:hAnsi="Times New Roman" w:cs="Times New Roman"/>
-                <w:lang w:val="en-US"/>
-              </w:rPr>
-            </w:pPr>
-          </w:p>
-        </w:tc>
-        <w:tc>
-          <w:tcPr>
             <w:tcW w:w="913" w:type="dxa"/>
           </w:tcPr>
           <w:p>
@@ -11435,8 +11173,18 @@
               <w:jc w:val="center"/>
               <w:rPr>
                 <w:rFonts w:ascii="Times New Roman" w:hAnsi="Times New Roman" w:cs="Times New Roman"/>
-              </w:rPr>
-            </w:pPr>
+                <w:lang w:val="en-US"/>
+              </w:rPr>
+            </w:pPr>
+            <w:proofErr w:type="gramStart"/>
+            <w:r>
+              <w:rPr>
+                <w:rFonts w:ascii="Times New Roman" w:hAnsi="Times New Roman" w:cs="Times New Roman"/>
+                <w:lang w:val="en-US"/>
+              </w:rPr>
+              <w:t>1:N</w:t>
+            </w:r>
+            <w:proofErr w:type="gramEnd"/>
           </w:p>
         </w:tc>
         <w:tc>
@@ -11799,27 +11547,6 @@
         </w:tc>
       </w:tr>
     </w:tbl>
-    <w:p>
-      <w:pPr>
-        <w:rPr>
-          <w:rFonts w:ascii="Times New Roman" w:hAnsi="Times New Roman" w:cs="Times New Roman"/>
-        </w:rPr>
-      </w:pPr>
-    </w:p>
-    <w:p>
-      <w:pPr>
-        <w:rPr>
-          <w:rFonts w:ascii="Times New Roman" w:hAnsi="Times New Roman" w:cs="Times New Roman"/>
-        </w:rPr>
-      </w:pPr>
-    </w:p>
-    <w:p>
-      <w:pPr>
-        <w:rPr>
-          <w:rFonts w:ascii="Times New Roman" w:hAnsi="Times New Roman" w:cs="Times New Roman"/>
-        </w:rPr>
-      </w:pPr>
-    </w:p>
     <w:p>
       <w:pPr>
         <w:rPr>
@@ -11841,367 +11568,6 @@
           <w:lang w:val="en-US"/>
         </w:rPr>
       </w:pPr>
-      <w:r>
-        <w:rPr>
-          <w:rFonts w:ascii="Times New Roman" w:hAnsi="Times New Roman" w:cs="Times New Roman"/>
-          <w:lang w:val="en-US"/>
-        </w:rPr>
-        <w:t>(</w:t>
-      </w:r>
-      <w:r>
-        <w:rPr>
-          <w:rFonts w:ascii="Times New Roman" w:hAnsi="Times New Roman" w:cs="Times New Roman"/>
-        </w:rPr>
-        <w:t>что заказали</w:t>
-      </w:r>
-      <w:r>
-        <w:rPr>
-          <w:rFonts w:ascii="Times New Roman" w:hAnsi="Times New Roman" w:cs="Times New Roman"/>
-          <w:lang w:val="en-US"/>
-        </w:rPr>
-        <w:t>):</w:t>
-      </w:r>
-    </w:p>
-    <w:p>
-      <w:pPr>
-        <w:rPr>
-          <w:rFonts w:ascii="Times New Roman" w:hAnsi="Times New Roman" w:cs="Times New Roman"/>
-        </w:rPr>
-      </w:pPr>
-      <w:r>
-        <w:rPr>
-          <w:rFonts w:ascii="Times New Roman" w:hAnsi="Times New Roman" w:cs="Times New Roman"/>
-          <w:lang w:val="en-US"/>
-        </w:rPr>
-        <w:t>E</w:t>
-      </w:r>
-      <w:r>
-        <w:rPr>
-          <w:rFonts w:ascii="Times New Roman" w:hAnsi="Times New Roman" w:cs="Times New Roman"/>
-        </w:rPr>
-        <w:t>6 (</w:t>
-      </w:r>
-      <w:r>
-        <w:rPr>
-          <w:rFonts w:ascii="Times New Roman" w:hAnsi="Times New Roman" w:cs="Times New Roman"/>
-        </w:rPr>
-        <w:t>заказ</w:t>
-      </w:r>
-      <w:r>
-        <w:rPr>
-          <w:rFonts w:ascii="Times New Roman" w:hAnsi="Times New Roman" w:cs="Times New Roman"/>
-        </w:rPr>
-        <w:t>)</w:t>
-      </w:r>
-      <w:r>
-        <w:rPr>
-          <w:rFonts w:ascii="Times New Roman" w:hAnsi="Times New Roman" w:cs="Times New Roman"/>
-        </w:rPr>
-        <w:t xml:space="preserve"> -</w:t>
-      </w:r>
-      <w:r>
-        <w:rPr>
-          <w:rFonts w:ascii="Times New Roman" w:hAnsi="Times New Roman" w:cs="Times New Roman"/>
-        </w:rPr>
-        <w:t xml:space="preserve">&gt; </w:t>
-      </w:r>
-      <w:r>
-        <w:rPr>
-          <w:rFonts w:ascii="Times New Roman" w:hAnsi="Times New Roman" w:cs="Times New Roman"/>
-        </w:rPr>
-        <w:t>Е7 (позиция заказа) -</w:t>
-      </w:r>
-      <w:r>
-        <w:rPr>
-          <w:rFonts w:ascii="Times New Roman" w:hAnsi="Times New Roman" w:cs="Times New Roman"/>
-        </w:rPr>
-        <w:t>&gt;</w:t>
-      </w:r>
-      <w:r>
-        <w:rPr>
-          <w:rFonts w:ascii="Times New Roman" w:hAnsi="Times New Roman" w:cs="Times New Roman"/>
-        </w:rPr>
-        <w:t xml:space="preserve"> </w:t>
-      </w:r>
-      <w:r>
-        <w:rPr>
-          <w:rFonts w:ascii="Times New Roman" w:hAnsi="Times New Roman" w:cs="Times New Roman"/>
-          <w:lang w:val="en-US"/>
-        </w:rPr>
-        <w:t>E</w:t>
-      </w:r>
-      <w:r>
-        <w:rPr>
-          <w:rFonts w:ascii="Times New Roman" w:hAnsi="Times New Roman" w:cs="Times New Roman"/>
-        </w:rPr>
-        <w:t>2 (</w:t>
-      </w:r>
-      <w:r>
-        <w:rPr>
-          <w:rFonts w:ascii="Times New Roman" w:hAnsi="Times New Roman" w:cs="Times New Roman"/>
-        </w:rPr>
-        <w:t>товар</w:t>
-      </w:r>
-      <w:r>
-        <w:rPr>
-          <w:rFonts w:ascii="Times New Roman" w:hAnsi="Times New Roman" w:cs="Times New Roman"/>
-        </w:rPr>
-        <w:t>)</w:t>
-      </w:r>
-    </w:p>
-    <w:p>
-      <w:pPr>
-        <w:rPr>
-          <w:rFonts w:ascii="Times New Roman" w:hAnsi="Times New Roman" w:cs="Times New Roman"/>
-          <w:lang w:val="en-US"/>
-        </w:rPr>
-      </w:pPr>
-      <w:r>
-        <w:rPr>
-          <w:rFonts w:ascii="Times New Roman" w:hAnsi="Times New Roman" w:cs="Times New Roman"/>
-        </w:rPr>
-        <w:t>(Что положили)</w:t>
-      </w:r>
-      <w:r>
-        <w:rPr>
-          <w:rFonts w:ascii="Times New Roman" w:hAnsi="Times New Roman" w:cs="Times New Roman"/>
-          <w:lang w:val="en-US"/>
-        </w:rPr>
-        <w:t>:</w:t>
-      </w:r>
-    </w:p>
-    <w:p>
-      <w:pPr>
-        <w:rPr>
-          <w:rFonts w:ascii="Times New Roman" w:hAnsi="Times New Roman" w:cs="Times New Roman"/>
-        </w:rPr>
-      </w:pPr>
-      <w:r>
-        <w:rPr>
-          <w:rFonts w:ascii="Times New Roman" w:hAnsi="Times New Roman" w:cs="Times New Roman"/>
-          <w:lang w:val="en-US"/>
-        </w:rPr>
-        <w:t>E</w:t>
-      </w:r>
-      <w:r>
-        <w:rPr>
-          <w:rFonts w:ascii="Times New Roman" w:hAnsi="Times New Roman" w:cs="Times New Roman"/>
-        </w:rPr>
-        <w:t>6 (</w:t>
-      </w:r>
-      <w:r>
-        <w:rPr>
-          <w:rFonts w:ascii="Times New Roman" w:hAnsi="Times New Roman" w:cs="Times New Roman"/>
-        </w:rPr>
-        <w:t>заказ</w:t>
-      </w:r>
-      <w:r>
-        <w:rPr>
-          <w:rFonts w:ascii="Times New Roman" w:hAnsi="Times New Roman" w:cs="Times New Roman"/>
-        </w:rPr>
-        <w:t>)</w:t>
-      </w:r>
-      <w:r>
-        <w:rPr>
-          <w:rFonts w:ascii="Times New Roman" w:hAnsi="Times New Roman" w:cs="Times New Roman"/>
-        </w:rPr>
-        <w:t xml:space="preserve"> -</w:t>
-      </w:r>
-      <w:r>
-        <w:rPr>
-          <w:rFonts w:ascii="Times New Roman" w:hAnsi="Times New Roman" w:cs="Times New Roman"/>
-        </w:rPr>
-        <w:t xml:space="preserve">&gt; </w:t>
-      </w:r>
-      <w:r>
-        <w:rPr>
-          <w:rFonts w:ascii="Times New Roman" w:hAnsi="Times New Roman" w:cs="Times New Roman"/>
-        </w:rPr>
-        <w:t>Е11</w:t>
-      </w:r>
-      <w:r>
-        <w:rPr>
-          <w:rFonts w:ascii="Times New Roman" w:hAnsi="Times New Roman" w:cs="Times New Roman"/>
-        </w:rPr>
-        <w:t xml:space="preserve"> (</w:t>
-      </w:r>
-      <w:r>
-        <w:rPr>
-          <w:rFonts w:ascii="Times New Roman" w:hAnsi="Times New Roman" w:cs="Times New Roman"/>
-        </w:rPr>
-        <w:t>сборка</w:t>
-      </w:r>
-      <w:r>
-        <w:rPr>
-          <w:rFonts w:ascii="Times New Roman" w:hAnsi="Times New Roman" w:cs="Times New Roman"/>
-        </w:rPr>
-        <w:t xml:space="preserve"> заказа) -</w:t>
-      </w:r>
-      <w:r>
-        <w:rPr>
-          <w:rFonts w:ascii="Times New Roman" w:hAnsi="Times New Roman" w:cs="Times New Roman"/>
-        </w:rPr>
-        <w:t>&gt;</w:t>
-      </w:r>
-      <w:r>
-        <w:rPr>
-          <w:rFonts w:ascii="Times New Roman" w:hAnsi="Times New Roman" w:cs="Times New Roman"/>
-        </w:rPr>
-        <w:t xml:space="preserve"> </w:t>
-      </w:r>
-      <w:r>
-        <w:rPr>
-          <w:rFonts w:ascii="Times New Roman" w:hAnsi="Times New Roman" w:cs="Times New Roman"/>
-          <w:lang w:val="en-US"/>
-        </w:rPr>
-        <w:t>E</w:t>
-      </w:r>
-      <w:r>
-        <w:rPr>
-          <w:rFonts w:ascii="Times New Roman" w:hAnsi="Times New Roman" w:cs="Times New Roman"/>
-        </w:rPr>
-        <w:t>1</w:t>
-      </w:r>
-      <w:r>
-        <w:rPr>
-          <w:rFonts w:ascii="Times New Roman" w:hAnsi="Times New Roman" w:cs="Times New Roman"/>
-        </w:rPr>
-        <w:t>2 (</w:t>
-      </w:r>
-      <w:r>
-        <w:rPr>
-          <w:rFonts w:ascii="Times New Roman" w:hAnsi="Times New Roman" w:cs="Times New Roman"/>
-        </w:rPr>
-        <w:t>Фактическая комплектация</w:t>
-      </w:r>
-      <w:r>
-        <w:rPr>
-          <w:rFonts w:ascii="Times New Roman" w:hAnsi="Times New Roman" w:cs="Times New Roman"/>
-        </w:rPr>
-        <w:t>)</w:t>
-      </w:r>
-      <w:r>
-        <w:rPr>
-          <w:rFonts w:ascii="Times New Roman" w:hAnsi="Times New Roman" w:cs="Times New Roman"/>
-        </w:rPr>
-        <w:t xml:space="preserve"> </w:t>
-      </w:r>
-      <w:r>
-        <w:rPr>
-          <w:rFonts w:ascii="Times New Roman" w:hAnsi="Times New Roman" w:cs="Times New Roman"/>
-        </w:rPr>
-        <w:t>-</w:t>
-      </w:r>
-      <w:r>
-        <w:rPr>
-          <w:rFonts w:ascii="Times New Roman" w:hAnsi="Times New Roman" w:cs="Times New Roman"/>
-        </w:rPr>
-        <w:t xml:space="preserve">&gt; </w:t>
-      </w:r>
-      <w:r>
-        <w:rPr>
-          <w:rFonts w:ascii="Times New Roman" w:hAnsi="Times New Roman" w:cs="Times New Roman"/>
-        </w:rPr>
-        <w:t>Е</w:t>
-      </w:r>
-      <w:r>
-        <w:rPr>
-          <w:rFonts w:ascii="Times New Roman" w:hAnsi="Times New Roman" w:cs="Times New Roman"/>
-        </w:rPr>
-        <w:t>4</w:t>
-      </w:r>
-      <w:r>
-        <w:rPr>
-          <w:rFonts w:ascii="Times New Roman" w:hAnsi="Times New Roman" w:cs="Times New Roman"/>
-        </w:rPr>
-        <w:t xml:space="preserve"> (</w:t>
-      </w:r>
-      <w:r>
-        <w:rPr>
-          <w:rFonts w:ascii="Times New Roman" w:hAnsi="Times New Roman" w:cs="Times New Roman"/>
-        </w:rPr>
-        <w:t>Партия товара</w:t>
-      </w:r>
-      <w:r>
-        <w:rPr>
-          <w:rFonts w:ascii="Times New Roman" w:hAnsi="Times New Roman" w:cs="Times New Roman"/>
-        </w:rPr>
-        <w:t>) -</w:t>
-      </w:r>
-      <w:r>
-        <w:rPr>
-          <w:rFonts w:ascii="Times New Roman" w:hAnsi="Times New Roman" w:cs="Times New Roman"/>
-        </w:rPr>
-        <w:t>&gt;</w:t>
-      </w:r>
-      <w:r>
-        <w:rPr>
-          <w:rFonts w:ascii="Times New Roman" w:hAnsi="Times New Roman" w:cs="Times New Roman"/>
-        </w:rPr>
-        <w:t xml:space="preserve"> </w:t>
-      </w:r>
-      <w:r>
-        <w:rPr>
-          <w:rFonts w:ascii="Times New Roman" w:hAnsi="Times New Roman" w:cs="Times New Roman"/>
-          <w:lang w:val="en-US"/>
-        </w:rPr>
-        <w:t>E</w:t>
-      </w:r>
-      <w:r>
-        <w:rPr>
-          <w:rFonts w:ascii="Times New Roman" w:hAnsi="Times New Roman" w:cs="Times New Roman"/>
-        </w:rPr>
-        <w:t>2 (</w:t>
-      </w:r>
-      <w:r>
-        <w:rPr>
-          <w:rFonts w:ascii="Times New Roman" w:hAnsi="Times New Roman" w:cs="Times New Roman"/>
-        </w:rPr>
-        <w:t>товар</w:t>
-      </w:r>
-      <w:r>
-        <w:rPr>
-          <w:rFonts w:ascii="Times New Roman" w:hAnsi="Times New Roman" w:cs="Times New Roman"/>
-        </w:rPr>
-        <w:t>)</w:t>
-      </w:r>
-    </w:p>
-    <w:p>
-      <w:pPr>
-        <w:rPr>
-          <w:rFonts w:ascii="Times New Roman" w:hAnsi="Times New Roman" w:cs="Times New Roman"/>
-        </w:rPr>
-      </w:pPr>
-      <w:r>
-        <w:rPr>
-          <w:rFonts w:ascii="Times New Roman" w:hAnsi="Times New Roman" w:cs="Times New Roman"/>
-        </w:rPr>
-        <w:t>Е11 – Е12 процесс сборки</w:t>
-      </w:r>
-    </w:p>
-    <w:p>
-      <w:pPr>
-        <w:rPr>
-          <w:rFonts w:ascii="Times New Roman" w:hAnsi="Times New Roman" w:cs="Times New Roman"/>
-        </w:rPr>
-      </w:pPr>
-    </w:p>
-    <w:p>
-      <w:pPr>
-        <w:rPr>
-          <w:rFonts w:ascii="Times New Roman" w:hAnsi="Times New Roman" w:cs="Times New Roman"/>
-          <w:lang w:val="en-US"/>
-        </w:rPr>
-      </w:pPr>
-      <w:r>
-        <w:rPr>
-          <w:rFonts w:ascii="Arial" w:hAnsi="Arial" w:cs="Arial"/>
-          <w:color w:val="2E2B29"/>
-          <w:shd w:val="clear" w:color="auto" w:fill="FCFAF8"/>
-          <w:lang w:val="en-US"/>
-        </w:rPr>
-        <w:t xml:space="preserve"> </w:t>
-      </w:r>
     </w:p>
     <w:sectPr>
       <w:pgSz w:w="16838" w:h="11906" w:orient="landscape"/>
